--- a/site/files/Phase-Protocol-269-The 5-1 Power Bank- Gemini Protocols.docx
+++ b/site/files/Phase-Protocol-269-The 5-1 Power Bank- Gemini Protocols.docx
@@ -82,7 +82,7 @@
           <w:color w:val="1A1A1A"/>
           <w:szCs w:val="22"/>
         </w:rPr>
-        <w:t>PHASE 269: THE 5-1 POWER BANK — SHELL FOR THE 500, A HUNDRED KEEPS THE SHELL (THE ORBITAL ENGINE, SCALED: CYLINDER RIM SHELLS — 2 M/5 T SHIP UNITS AT 500 RPM, THE GYRO-SILENT STACK OF EIGHT; 9 M MOON MACHINES WITH CENTRE-BEARING STANDS AND THE TRI-DUMBBELL BOOSTER — 600 KG OF ENDS MATCHING 8 TONS OF SHELL; THE THREE-KNOB CRAYON LAW AND THE 3.125 KWH-PER-TON STEEL CEILING; CLAIM SPEC 268 RPM/3.1 KWH SPACE-REPLACEABLE, COURTESY 500 RPM/~11 KWH; SPEC LOW, BUILD MORE; LENZ IS A YEAR AWAY) — STATUS: CURRENT — SEATED LAW / EXTERNAL VET PENDING — THE STATION MACHINE OF RECORD. E = 1/2 x MASS x RIM-SPEED^2 — the crayon law the whole bank is priced on (sittings 125-136). Three knobs: mass, radius, rate. Steel ceiling about 150 m/s rim speed, and the geometry law of sitting 128: the cylinder's whole length is rim. The ship cylinder: 2 m x 5 m, 1 ton of wall per metre, 500 rpm, rim 52.4 m/s — a stack of eight is 15.23 kWh, gyro-silent. The moon cylinder: 9 m with a 1 m centre gap — two 4.5 m spans, the tri-dumbbell booster, arm spec final (sitting 134: 200 kg arms x 3), the axle law (sitting 139: non-ferromagnetic). The steel doctrine's three tiers (sitting 135): the Earth rule, the Ship rule, the critical-to-function rule. The machine dials (accepted spec, physics-verified): 500 rpm = 4.76 kWh shell-only at 19% of legal stress; ceiling 1,146 rpm = 25.0 kWh shell-only; with the booster at courtesy class ~11 kWh at 500 rpm; the claim build 268 rpm = 3.1 kWh. The 15 MW constant is 4,800 tons of rim. The delivery doctrine: two-piece split, the cylinder bubble-dropper of 211's lineage, airlessness priced at 1.68 km/s. The first bank bootstraps on 400 kW sodium-ion of 173's chemistry; the first bank is 500 kW — 1/30 of the 15 MW shell.</w:t>
+        <w:t>PHASE 269: THE 5-1 POWER BANK — SHELL FOR THE 500, A HUNDRED KEEPS THE SHELL (THE ORBITAL ENGINE, SCALED: CYLINDER RIM SHELLS — 2 M/5 T SHIP UNITS AT 500 RPM, THE GYRO-SILENT STACK OF EIGHT; 9 M MOON MACHINES WITH CENTRE-BEARING STANDS AND THE TRI-DUMBBELL BOOSTER — 600 KG OF ENDS MATCHING 8 TONS OF SHELL; THE THREE-KNOB CRAYON LAW AND THE 3.125 KWH-PER-TON STEEL CEILING; CLAIM SPEC 268 RPM/3.1 KWH SPACE-REPLACEABLE, COURTESY 500 RPM/~11 KWH; SPEC LOW, BUILD MORE; LENZ IS A YEAR AWAY) — STATUS: CURRENT — SEATED LAW / EXTERNAL VET PENDING — THE STATION MACHINE OF RECORD. E = 1/2 x MASS x RIM-SPEED^2 — the crayon law the whole bank is priced on (sittings 125-136). Three knobs: mass, radius, rate. Steel ceiling about 150 m/s rim speed, and the geometry law of sitting 128: the cylinder's whole length is rim. The ship cylinder: 2 m x 5 m, 1 ton of wall per metre, 500 rpm, rim 52.4 m/s — a stack of eight is 15.23 kWh, gyro-silent. The moon cylinder: 9 m with a 1 m centre gap — two 4 m spans, the tri-dumbbell booster, arm spec final (sitting 134: 200 kg arms x 3), the axle law (sitting 139: non-ferromagnetic). The steel doctrine's three tiers (sitting 135): the Earth rule, the Ship rule, the critical-to-function rule. The machine dials (accepted spec, physics-verified): 500 rpm = 4.76 kWh shell-only at 19% of legal stress; ceiling 1,146 rpm = 25.0 kWh shell-only; with the booster at courtesy class ~11 kWh at 500 rpm; the claim build 268 rpm = 3.1 kWh. The 15 MW constant is 4,800 tons of rim. The delivery doctrine: two-piece split, the cylinder bubble-dropper of 211's lineage, airlessness priced at 1.68 km/s. The first bank bootstraps on 400 kW sodium-ion of 173's chemistry; the first bank is 500 kW — 1/30 of the 15 MW shell.</w:t>
       </w:r>
     </w:p>
     <w:p>
@@ -659,7 +659,7 @@
           <w:color w:val="1A1A1A"/>
           <w:szCs w:val="22"/>
         </w:rPr>
-        <w:t xml:space="preserve"> 9 m overall, 1 m centre gap for the support bearing (two 4.5 m spans — the sag tax killed for one dead metre), 8 active metres of coil-and-rim, 2.5 m diameter (pod-height cap), wall at 1 t/m — </w:t>
+        <w:t xml:space="preserve"> 9 m overall, 1 m centre gap for the support bearing (two 4 m spans — the sag tax killed for one dead metre), 8 active metres of coil-and-rim, 2.5 m diameter (pod-height cap), wall at 1 t/m — </w:t>
       </w:r>
       <w:r>
         <w:rPr>
@@ -1611,7 +1611,7 @@
           <w:color w:val="1A1A1A"/>
           <w:szCs w:val="22"/>
         </w:rPr>
-        <w:t>THE MOON CYLINDER IS THE STATION MACHINE: 9 m with a 1 m centre gap — two 4.5 m spans; the tri-dumbbell booster; the arm spec final (sitting 134, 200 kg arms x 3); the axle law (sitting 139: non-ferromagnetic — the axle never fights the field). This is the machine the station builds to — the pricing of record lives in Chapter 264, the machine lives here.</w:t>
+        <w:t>THE MOON CYLINDER IS THE STATION MACHINE: 9 m with a 1 m centre gap — two 4 m spans; the tri-dumbbell booster; the arm spec final (sitting 134, 200 kg arms x 3); the axle law (sitting 139: non-ferromagnetic — the axle never fights the field). This is the machine the station builds to — the pricing of record lives in Chapter 264, the machine lives here.</w:t>
       </w:r>
     </w:p>
     <w:p>
@@ -2028,7 +2028,7 @@
           <w:color w:val="1A1A1A"/>
           <w:szCs w:val="22"/>
         </w:rPr>
-        <w:t>- 2. Machine the rim: the 9 m moon cylinder, 1 m centre gap, two 4.5 m spans — steel per the three-tier doctrine.</w:t>
+        <w:t>- 2. Machine the rim: the 9 m moon cylinder, 1 m centre gap, two 4 m spans — steel per the three-tier doctrine.</w:t>
       </w:r>
     </w:p>
     <w:p>
@@ -2902,7 +2902,7 @@
           <w:szCs w:val="22"/>
           <w:lang w:val="en-US" w:eastAsia="en-US" w:bidi="ar-SA"/>
         </w:rPr>
-        <w:t>THE MOON CYLINDER: 9 m overall with a 1 m centre gap for the support bearing — two 4.5 m spans, the sag tax killed for one dead metre. Eight active metres of coil-and-rim at 2.5 m diameter — the pod-height cap — wall at 1 t/m: 8 t of legal rim.</w:t>
+        <w:t>THE MOON CYLINDER: 9 m overall with a 1 m centre gap for the support bearing — two 4 m spans, the sag tax killed for one dead metre. Eight active metres of coil-and-rim at 2.5 m diameter — the pod-height cap — wall at 1 t/m: 8 t of legal rim.</w:t>
       </w:r>
     </w:p>
     <w:p>
